--- a/納品レポート/ホテル別レポート/ハートンホテル東品川_口コミ分析改善レポート.docx
+++ b/納品レポート/ホテル別レポート/ハートンホテル東品川_口コミ分析改善レポート.docx
@@ -81,7 +81,7 @@
           <w:sz w:val="22"/>
           <w:szCs w:val="22"/>
         </w:rPr>
-        <w:t xml:space="preserve">分析対象期間：2025年12月〜2026年3月</w:t>
+        <w:t xml:space="preserve">分析対象期間：2025年12月〜2026年4月</w:t>
       </w:r>
     </w:p>
     <w:p>
@@ -96,7 +96,7 @@
           <w:sz w:val="22"/>
           <w:szCs w:val="22"/>
         </w:rPr>
-        <w:t xml:space="preserve">レビュー総数：137件（重複除外後）</w:t>
+        <w:t xml:space="preserve">レビュー総数：68件（重複除外後）</w:t>
       </w:r>
     </w:p>
     <w:p>
@@ -111,7 +111,7 @@
           <w:sz w:val="20"/>
           <w:szCs w:val="20"/>
         </w:rPr>
-        <w:t xml:space="preserve">対象サイト：Trip.com / じゃらん / Booking.com / 楽天トラベル / Agoda / Google</w:t>
+        <w:t xml:space="preserve">対象サイト：Trip.com / じゃらん / Booking.com / Agoda / 楽天トラベル / Google</w:t>
       </w:r>
     </w:p>
     <w:p>
@@ -131,7 +131,7 @@
           <w:sz w:val="20"/>
           <w:szCs w:val="20"/>
         </w:rPr>
-        <w:t xml:space="preserve">作成日：2026年4月3日</w:t>
+        <w:t xml:space="preserve">作成日：2026年4月12日</w:t>
       </w:r>
     </w:p>
     <w:p>
@@ -189,7 +189,7 @@
           <w:sz w:val="21"/>
           <w:szCs w:val="21"/>
         </w:rPr>
-        <w:t xml:space="preserve">2025年12月〜2026年3月に各OTAサイト・口コミサイトに投稿された137件のレビューを包括的に分析しました。以下が主要な発見事項です。</w:t>
+        <w:t xml:space="preserve">2025年12月〜2026年4月に各OTAサイト・口コミサイトに投稿された68件のレビューを包括的に分析しました。以下が主要な発見事項です。</w:t>
       </w:r>
     </w:p>
     <w:p>
@@ -261,7 +261,7 @@
                 <w:sz w:val="36"/>
                 <w:szCs w:val="36"/>
               </w:rPr>
-              <w:t xml:space="preserve">8.48</w:t>
+              <w:t xml:space="preserve">8.43</w:t>
             </w:r>
           </w:p>
         </w:tc>
@@ -310,7 +310,7 @@
                 <w:sz w:val="36"/>
                 <w:szCs w:val="36"/>
               </w:rPr>
-              <w:t xml:space="preserve">81.8%</w:t>
+              <w:t xml:space="preserve">80.9%</w:t>
             </w:r>
           </w:p>
         </w:tc>
@@ -408,7 +408,7 @@
                 <w:sz w:val="36"/>
                 <w:szCs w:val="36"/>
               </w:rPr>
-              <w:t xml:space="preserve">137件</w:t>
+              <w:t xml:space="preserve">68件</w:t>
             </w:r>
           </w:p>
         </w:tc>
@@ -448,7 +448,7 @@
           <w:sz w:val="21"/>
           <w:szCs w:val="21"/>
         </w:rPr>
-        <w:t xml:space="preserve">ハートンホテル東品川の総合評価は10点換算で8.48点となり、高評価率は81.8%です。概ね良好な評価を受けており、立地・アクセスへの好評が多く見られます。</w:t>
+        <w:t xml:space="preserve">ハートンホテル東品川の総合評価は10点換算で8.43点となり、高評価率は80.9%です。概ね良好な評価を受けており、立地・アクセスへの好評が多く見られます。</w:t>
       </w:r>
     </w:p>
     <w:p>
@@ -542,7 +542,7 @@
                 <w:sz w:val="20"/>
                 <w:szCs w:val="20"/>
               </w:rPr>
-              <w:t xml:space="preserve">立地・アクセス（125件で言及）、部屋・設備（93件で言及）、清潔感（57件で言及）</w:t>
+              <w:t xml:space="preserve">立地・アクセス（58件で言及）、部屋・設備（37件で言及）、清潔感（25件で言及）</w:t>
             </w:r>
           </w:p>
           <w:p>
@@ -567,7 +567,7 @@
                 <w:sz w:val="20"/>
                 <w:szCs w:val="20"/>
               </w:rPr>
-              <w:t xml:space="preserve">朝食品質（4件）、駐車場・立地（4件）、騒音問題（2件）</w:t>
+              <w:t xml:space="preserve">朝食品質（4件）、駐車場・立地（4件）</w:t>
             </w:r>
           </w:p>
           <w:p>
@@ -987,7 +987,7 @@
                 <w:sz w:val="20"/>
                 <w:szCs w:val="20"/>
               </w:rPr>
-              <w:t xml:space="preserve">23</w:t>
+              <w:t xml:space="preserve">10</w:t>
             </w:r>
           </w:p>
         </w:tc>
@@ -1021,7 +1021,7 @@
                 <w:sz w:val="20"/>
                 <w:szCs w:val="20"/>
               </w:rPr>
-              <w:t xml:space="preserve">9.35</w:t>
+              <w:t xml:space="preserve">9.30</w:t>
             </w:r>
           </w:p>
         </w:tc>
@@ -1089,7 +1089,7 @@
                 <w:sz w:val="20"/>
                 <w:szCs w:val="20"/>
               </w:rPr>
-              <w:t xml:space="preserve">9.35</w:t>
+              <w:t xml:space="preserve">9.30</w:t>
             </w:r>
           </w:p>
         </w:tc>
@@ -1123,7 +1123,7 @@
                 <w:sz w:val="20"/>
                 <w:szCs w:val="20"/>
               </w:rPr>
-              <w:t xml:space="preserve">10.0</w:t>
+              <w:t xml:space="preserve">9.5</w:t>
             </w:r>
           </w:p>
         </w:tc>
@@ -1229,7 +1229,7 @@
                 <w:sz w:val="20"/>
                 <w:szCs w:val="20"/>
               </w:rPr>
-              <w:t xml:space="preserve">35</w:t>
+              <w:t xml:space="preserve">14</w:t>
             </w:r>
           </w:p>
         </w:tc>
@@ -1264,7 +1264,7 @@
                 <w:sz w:val="20"/>
                 <w:szCs w:val="20"/>
               </w:rPr>
-              <w:t xml:space="preserve">4.29</w:t>
+              <w:t xml:space="preserve">4.36</w:t>
             </w:r>
           </w:p>
         </w:tc>
@@ -1334,7 +1334,7 @@
                 <w:sz w:val="20"/>
                 <w:szCs w:val="20"/>
               </w:rPr>
-              <w:t xml:space="preserve">8.57</w:t>
+              <w:t xml:space="preserve">8.71</w:t>
             </w:r>
           </w:p>
         </w:tc>
@@ -1474,7 +1474,7 @@
                 <w:sz w:val="20"/>
                 <w:szCs w:val="20"/>
               </w:rPr>
-              <w:t xml:space="preserve">27</w:t>
+              <w:t xml:space="preserve">18</w:t>
             </w:r>
           </w:p>
         </w:tc>
@@ -1610,7 +1610,7 @@
                 <w:sz w:val="20"/>
                 <w:szCs w:val="20"/>
               </w:rPr>
-              <w:t xml:space="preserve">8.0</w:t>
+              <w:t xml:space="preserve">9.0</w:t>
             </w:r>
           </w:p>
         </w:tc>
@@ -1681,7 +1681,7 @@
                 <w:sz w:val="20"/>
                 <w:szCs w:val="20"/>
               </w:rPr>
-              <w:t xml:space="preserve">楽天トラベル</w:t>
+              <w:t xml:space="preserve">Agoda</w:t>
             </w:r>
           </w:p>
         </w:tc>
@@ -1716,7 +1716,7 @@
                 <w:sz w:val="20"/>
                 <w:szCs w:val="20"/>
               </w:rPr>
-              <w:t xml:space="preserve">29</w:t>
+              <w:t xml:space="preserve">5</w:t>
             </w:r>
           </w:p>
         </w:tc>
@@ -1751,7 +1751,7 @@
                 <w:sz w:val="20"/>
                 <w:szCs w:val="20"/>
               </w:rPr>
-              <w:t xml:space="preserve">4.21</w:t>
+              <w:t xml:space="preserve">8.40</w:t>
             </w:r>
           </w:p>
         </w:tc>
@@ -1786,7 +1786,7 @@
                 <w:sz w:val="20"/>
                 <w:szCs w:val="20"/>
               </w:rPr>
-              <w:t xml:space="preserve">/5</w:t>
+              <w:t xml:space="preserve">/10</w:t>
             </w:r>
           </w:p>
         </w:tc>
@@ -1821,7 +1821,7 @@
                 <w:sz w:val="20"/>
                 <w:szCs w:val="20"/>
               </w:rPr>
-              <w:t xml:space="preserve">8.41</w:t>
+              <w:t xml:space="preserve">8.40</w:t>
             </w:r>
           </w:p>
         </w:tc>
@@ -1927,7 +1927,7 @@
                 <w:sz w:val="20"/>
                 <w:szCs w:val="20"/>
               </w:rPr>
-              <w:t xml:space="preserve">Agoda</w:t>
+              <w:t xml:space="preserve">楽天トラベル</w:t>
             </w:r>
           </w:p>
         </w:tc>
@@ -1961,7 +1961,7 @@
                 <w:sz w:val="20"/>
                 <w:szCs w:val="20"/>
               </w:rPr>
-              <w:t xml:space="preserve">12</w:t>
+              <w:t xml:space="preserve">14</w:t>
             </w:r>
           </w:p>
         </w:tc>
@@ -1995,7 +1995,7 @@
                 <w:sz w:val="20"/>
                 <w:szCs w:val="20"/>
               </w:rPr>
-              <w:t xml:space="preserve">8.25</w:t>
+              <w:t xml:space="preserve">4.14</w:t>
             </w:r>
           </w:p>
         </w:tc>
@@ -2029,7 +2029,7 @@
                 <w:sz w:val="20"/>
                 <w:szCs w:val="20"/>
               </w:rPr>
-              <w:t xml:space="preserve">/10</w:t>
+              <w:t xml:space="preserve">/5</w:t>
             </w:r>
           </w:p>
         </w:tc>
@@ -2063,7 +2063,7 @@
                 <w:sz w:val="20"/>
                 <w:szCs w:val="20"/>
               </w:rPr>
-              <w:t xml:space="preserve">8.25</w:t>
+              <w:t xml:space="preserve">8.29</w:t>
             </w:r>
           </w:p>
         </w:tc>
@@ -2203,7 +2203,7 @@
                 <w:sz w:val="20"/>
                 <w:szCs w:val="20"/>
               </w:rPr>
-              <w:t xml:space="preserve">11</w:t>
+              <w:t xml:space="preserve">7</w:t>
             </w:r>
           </w:p>
         </w:tc>
@@ -2238,7 +2238,7 @@
                 <w:sz w:val="20"/>
                 <w:szCs w:val="20"/>
               </w:rPr>
-              <w:t xml:space="preserve">3.45</w:t>
+              <w:t xml:space="preserve">3.43</w:t>
             </w:r>
           </w:p>
         </w:tc>
@@ -2308,7 +2308,7 @@
                 <w:sz w:val="20"/>
                 <w:szCs w:val="20"/>
               </w:rPr>
-              <w:t xml:space="preserve">6.91</w:t>
+              <w:t xml:space="preserve">6.86</w:t>
             </w:r>
           </w:p>
         </w:tc>
@@ -2418,7 +2418,7 @@
           <w:sz w:val="21"/>
           <w:szCs w:val="21"/>
         </w:rPr>
-        <w:t xml:space="preserve">137件のレビューにおける評価分布を10点換算で分析しました。高評価（8-10点）が112件（81.8%）を占め、低評価（1-4点）が2件（1.5%）となっています。</w:t>
+        <w:t xml:space="preserve">68件のレビューにおける評価分布を10点換算で分析しました。高評価（8-10点）が55件（80.9%）を占め、低評価（1-4点）が1件（1.5%）となっています。</w:t>
       </w:r>
     </w:p>
     <w:p>
@@ -2653,7 +2653,7 @@
                 <w:sz w:val="20"/>
                 <w:szCs w:val="20"/>
               </w:rPr>
-              <w:t xml:space="preserve">53</w:t>
+              <w:t xml:space="preserve">23</w:t>
             </w:r>
           </w:p>
         </w:tc>
@@ -2688,7 +2688,7 @@
                 <w:sz w:val="20"/>
                 <w:szCs w:val="20"/>
               </w:rPr>
-              <w:t xml:space="preserve">38.7%</w:t>
+              <w:t xml:space="preserve">33.8%</w:t>
             </w:r>
           </w:p>
         </w:tc>
@@ -2726,7 +2726,7 @@
                 <w:sz w:val="18"/>
                 <w:szCs w:val="18"/>
               </w:rPr>
-              <w:t xml:space="preserve"> 53件</w:t>
+              <w:t xml:space="preserve"> 23件</w:t>
             </w:r>
           </w:p>
         </w:tc>
@@ -2798,7 +2798,7 @@
                 <w:sz w:val="20"/>
                 <w:szCs w:val="20"/>
               </w:rPr>
-              <w:t xml:space="preserve">11</w:t>
+              <w:t xml:space="preserve">10</w:t>
             </w:r>
           </w:p>
         </w:tc>
@@ -2833,7 +2833,7 @@
                 <w:sz w:val="20"/>
                 <w:szCs w:val="20"/>
               </w:rPr>
-              <w:t xml:space="preserve">8.0%</w:t>
+              <w:t xml:space="preserve">14.7%</w:t>
             </w:r>
           </w:p>
         </w:tc>
@@ -2861,7 +2861,7 @@
                 <w:sz w:val="20"/>
                 <w:szCs w:val="20"/>
               </w:rPr>
-              <w:t xml:space="preserve">████</w:t>
+              <w:t xml:space="preserve">█████████</w:t>
             </w:r>
             <w:r>
               <w:rPr>
@@ -2870,7 +2870,7 @@
                 <w:sz w:val="18"/>
                 <w:szCs w:val="18"/>
               </w:rPr>
-              <w:t xml:space="preserve"> 11件</w:t>
+              <w:t xml:space="preserve"> 10件</w:t>
             </w:r>
           </w:p>
         </w:tc>
@@ -2942,7 +2942,7 @@
                 <w:sz w:val="20"/>
                 <w:szCs w:val="20"/>
               </w:rPr>
-              <w:t xml:space="preserve">48</w:t>
+              <w:t xml:space="preserve">22</w:t>
             </w:r>
           </w:p>
         </w:tc>
@@ -2977,7 +2977,7 @@
                 <w:sz w:val="20"/>
                 <w:szCs w:val="20"/>
               </w:rPr>
-              <w:t xml:space="preserve">35.0%</w:t>
+              <w:t xml:space="preserve">32.4%</w:t>
             </w:r>
           </w:p>
         </w:tc>
@@ -3006,7 +3006,7 @@
                 <w:sz w:val="20"/>
                 <w:szCs w:val="20"/>
               </w:rPr>
-              <w:t xml:space="preserve">██████████████████</w:t>
+              <w:t xml:space="preserve">███████████████████</w:t>
             </w:r>
             <w:r>
               <w:rPr>
@@ -3015,7 +3015,7 @@
                 <w:sz w:val="18"/>
                 <w:szCs w:val="18"/>
               </w:rPr>
-              <w:t xml:space="preserve"> 48件</w:t>
+              <w:t xml:space="preserve"> 22件</w:t>
             </w:r>
           </w:p>
         </w:tc>
@@ -3087,7 +3087,7 @@
                 <w:sz w:val="20"/>
                 <w:szCs w:val="20"/>
               </w:rPr>
-              <w:t xml:space="preserve">7</w:t>
+              <w:t xml:space="preserve">3</w:t>
             </w:r>
           </w:p>
         </w:tc>
@@ -3122,7 +3122,7 @@
                 <w:sz w:val="20"/>
                 <w:szCs w:val="20"/>
               </w:rPr>
-              <w:t xml:space="preserve">5.1%</w:t>
+              <w:t xml:space="preserve">4.4%</w:t>
             </w:r>
           </w:p>
         </w:tc>
@@ -3159,7 +3159,7 @@
                 <w:sz w:val="18"/>
                 <w:szCs w:val="18"/>
               </w:rPr>
-              <w:t xml:space="preserve"> 7件</w:t>
+              <w:t xml:space="preserve"> 3件</w:t>
             </w:r>
           </w:p>
         </w:tc>
@@ -3231,7 +3231,7 @@
                 <w:sz w:val="20"/>
                 <w:szCs w:val="20"/>
               </w:rPr>
-              <w:t xml:space="preserve">16</w:t>
+              <w:t xml:space="preserve">9</w:t>
             </w:r>
           </w:p>
         </w:tc>
@@ -3266,7 +3266,7 @@
                 <w:sz w:val="20"/>
                 <w:szCs w:val="20"/>
               </w:rPr>
-              <w:t xml:space="preserve">11.7%</w:t>
+              <w:t xml:space="preserve">13.2%</w:t>
             </w:r>
           </w:p>
         </w:tc>
@@ -3295,7 +3295,7 @@
                 <w:sz w:val="20"/>
                 <w:szCs w:val="20"/>
               </w:rPr>
-              <w:t xml:space="preserve">██████</w:t>
+              <w:t xml:space="preserve">████████</w:t>
             </w:r>
             <w:r>
               <w:rPr>
@@ -3304,7 +3304,7 @@
                 <w:sz w:val="18"/>
                 <w:szCs w:val="18"/>
               </w:rPr>
-              <w:t xml:space="preserve"> 16件</w:t>
+              <w:t xml:space="preserve"> 9件</w:t>
             </w:r>
           </w:p>
         </w:tc>
@@ -3376,7 +3376,7 @@
                 <w:sz w:val="20"/>
                 <w:szCs w:val="20"/>
               </w:rPr>
-              <w:t xml:space="preserve">2</w:t>
+              <w:t xml:space="preserve">1</w:t>
             </w:r>
           </w:p>
         </w:tc>
@@ -3449,7 +3449,7 @@
                 <w:sz w:val="18"/>
                 <w:szCs w:val="18"/>
               </w:rPr>
-              <w:t xml:space="preserve"> 2件</w:t>
+              <w:t xml:space="preserve"> 1件</w:t>
             </w:r>
           </w:p>
         </w:tc>
@@ -3525,7 +3525,7 @@
                 <w:sz w:val="24"/>
                 <w:szCs w:val="24"/>
               </w:rPr>
-              <w:t xml:space="preserve">112件（81.8%）</w:t>
+              <w:t xml:space="preserve">55件（80.9%）</w:t>
             </w:r>
           </w:p>
         </w:tc>
@@ -3576,7 +3576,7 @@
                 <w:sz w:val="24"/>
                 <w:szCs w:val="24"/>
               </w:rPr>
-              <w:t xml:space="preserve">23件（16.8%）</w:t>
+              <w:t xml:space="preserve">12件（17.6%）</w:t>
             </w:r>
           </w:p>
         </w:tc>
@@ -3627,7 +3627,7 @@
                 <w:sz w:val="24"/>
                 <w:szCs w:val="24"/>
               </w:rPr>
-              <w:t xml:space="preserve">2件（1.5%）</w:t>
+              <w:t xml:space="preserve">1件（1.5%）</w:t>
             </w:r>
           </w:p>
         </w:tc>
@@ -3866,7 +3866,7 @@
                 <w:sz w:val="20"/>
                 <w:szCs w:val="20"/>
               </w:rPr>
-              <w:t xml:space="preserve">125件</w:t>
+              <w:t xml:space="preserve">58件</w:t>
             </w:r>
           </w:p>
         </w:tc>
@@ -3971,7 +3971,7 @@
                 <w:sz w:val="20"/>
                 <w:szCs w:val="20"/>
               </w:rPr>
-              <w:t xml:space="preserve">93件</w:t>
+              <w:t xml:space="preserve">37件</w:t>
             </w:r>
           </w:p>
         </w:tc>
@@ -4077,7 +4077,7 @@
                 <w:sz w:val="20"/>
                 <w:szCs w:val="20"/>
               </w:rPr>
-              <w:t xml:space="preserve">57件</w:t>
+              <w:t xml:space="preserve">25件</w:t>
             </w:r>
           </w:p>
         </w:tc>
@@ -4182,7 +4182,7 @@
                 <w:sz w:val="20"/>
                 <w:szCs w:val="20"/>
               </w:rPr>
-              <w:t xml:space="preserve">38件</w:t>
+              <w:t xml:space="preserve">22件</w:t>
             </w:r>
           </w:p>
         </w:tc>
@@ -4253,7 +4253,7 @@
                 <w:sz w:val="20"/>
                 <w:szCs w:val="20"/>
               </w:rPr>
-              <w:t xml:space="preserve">朝食</w:t>
+              <w:t xml:space="preserve">コスパ・リピート</w:t>
             </w:r>
           </w:p>
         </w:tc>
@@ -4288,7 +4288,7 @@
                 <w:sz w:val="20"/>
                 <w:szCs w:val="20"/>
               </w:rPr>
-              <w:t xml:space="preserve">27件</w:t>
+              <w:t xml:space="preserve">21件</w:t>
             </w:r>
           </w:p>
         </w:tc>
@@ -4323,7 +4323,7 @@
                 <w:sz w:val="20"/>
                 <w:szCs w:val="20"/>
               </w:rPr>
-              <w:t xml:space="preserve">「朝食が美味しく　駅が近い    対応が　気持ちよく」「朝食が美味しく　駅が近い    対応が　気持ちよく」</w:t>
+              <w:t xml:space="preserve">「ゾナブルでコスパは高いです。出張で寝るだけと考えるとかなりお」「ゾナブルでコスパは高いです。出張で寝るだけと考えるとかなりお」</w:t>
             </w:r>
           </w:p>
         </w:tc>
@@ -4359,7 +4359,7 @@
                 <w:sz w:val="20"/>
                 <w:szCs w:val="20"/>
               </w:rPr>
-              <w:t xml:space="preserve">コスパ・リピート</w:t>
+              <w:t xml:space="preserve">朝食</w:t>
             </w:r>
           </w:p>
         </w:tc>
@@ -4393,7 +4393,7 @@
                 <w:sz w:val="20"/>
                 <w:szCs w:val="20"/>
               </w:rPr>
-              <w:t xml:space="preserve">27件</w:t>
+              <w:t xml:space="preserve">8件</w:t>
             </w:r>
           </w:p>
         </w:tc>
@@ -4427,7 +4427,7 @@
                 <w:sz w:val="20"/>
                 <w:szCs w:val="20"/>
               </w:rPr>
-              <w:t xml:space="preserve">「ゾナブルでコスパは高いです。出張で寝るだけと考えるとかなりお」「ゾナブルでコスパは高いです。出張で寝るだけと考えるとかなりお」</w:t>
+              <w:t xml:space="preserve">「朝食が美味しく　駅が近い    対応が　気持ちよく」「朝食が美味しく　駅が近い    対応が　気持ちよく」</w:t>
             </w:r>
           </w:p>
         </w:tc>
@@ -4467,7 +4467,7 @@
           <w:sz w:val="21"/>
           <w:szCs w:val="21"/>
         </w:rPr>
-        <w:t xml:space="preserve">ハートンホテル東品川の最大の強みは「立地・アクセス」です。137件のレビュー中125件でこのテーマへの言及が確認されました。</w:t>
+        <w:t xml:space="preserve">ハートンホテル東品川の最大の強みは「立地・アクセス」です。68件のレビュー中58件でこのテーマへの言及が確認されました。</w:t>
       </w:r>
     </w:p>
     <w:p>
@@ -4580,7 +4580,7 @@
           <w:sz w:val="21"/>
           <w:szCs w:val="21"/>
         </w:rPr>
-        <w:t xml:space="preserve">「部屋・設備」も93件のレビューで高く評価されており、ハートンホテル東品川の重要な差別化要因となっています。</w:t>
+        <w:t xml:space="preserve">「部屋・設備」も37件のレビューで高く評価されており、ハートンホテル東品川の重要な差別化要因となっています。</w:t>
       </w:r>
     </w:p>
     <w:p>
@@ -5129,7 +5129,7 @@
                 <w:sz w:val="20"/>
                 <w:szCs w:val="20"/>
               </w:rPr>
-              <w:t xml:space="preserve">騒音問題</w:t>
+              <w:t xml:space="preserve">口コミ返信率</w:t>
             </w:r>
           </w:p>
         </w:tc>
@@ -5163,7 +5163,7 @@
                 <w:sz w:val="20"/>
                 <w:szCs w:val="20"/>
               </w:rPr>
-              <w:t xml:space="preserve">バス周りの音が煩ったのでよく眠れなかった</w:t>
+              <w:t xml:space="preserve">口コミへの返信対応を強化する余地あり</w:t>
             </w:r>
           </w:p>
         </w:tc>
@@ -5197,7 +5197,285 @@
                 <w:sz w:val="20"/>
                 <w:szCs w:val="20"/>
               </w:rPr>
-              <w:t xml:space="preserve">影響度・2件</w:t>
+              <w:t xml:space="preserve">影響度・0件</w:t>
+            </w:r>
+          </w:p>
+        </w:tc>
+      </w:tr>
+      <w:tr>
+        <w:tc>
+          <w:tcPr>
+            <w:tcW w:type="dxa" w:w="800"/>
+            <w:tcBorders>
+              <w:top w:val="single" w:color="CCCCCC" w:sz="1"/>
+              <w:left w:val="single" w:color="CCCCCC" w:sz="1"/>
+              <w:bottom w:val="single" w:color="CCCCCC" w:sz="1"/>
+              <w:right w:val="single" w:color="CCCCCC" w:sz="1"/>
+            </w:tcBorders>
+            <w:shd w:fill="F2F2F2" w:val="clear"/>
+            <w:tcMar>
+              <w:top w:type="dxa" w:w="80"/>
+              <w:left w:type="dxa" w:w="120"/>
+              <w:bottom w:type="dxa" w:w="80"/>
+              <w:right w:type="dxa" w:w="120"/>
+            </w:tcMar>
+            <w:vAlign w:val="center"/>
+          </w:tcPr>
+          <w:p>
+            <w:pPr>
+              <w:jc w:val="center"/>
+            </w:pPr>
+            <w:r>
+              <w:rPr>
+                <w:rFonts w:ascii="Arial" w:cs="Arial" w:eastAsia="Arial" w:hAnsi="Arial"/>
+                <w:b/>
+                <w:bCs/>
+                <w:color w:val="888888"/>
+                <w:sz w:val="22"/>
+                <w:szCs w:val="22"/>
+              </w:rPr>
+              <w:t xml:space="preserve">C</w:t>
+            </w:r>
+          </w:p>
+        </w:tc>
+        <w:tc>
+          <w:tcPr>
+            <w:tcW w:type="dxa" w:w="2200"/>
+            <w:tcBorders>
+              <w:top w:val="single" w:color="CCCCCC" w:sz="1"/>
+              <w:left w:val="single" w:color="CCCCCC" w:sz="1"/>
+              <w:bottom w:val="single" w:color="CCCCCC" w:sz="1"/>
+              <w:right w:val="single" w:color="CCCCCC" w:sz="1"/>
+            </w:tcBorders>
+            <w:tcMar>
+              <w:top w:type="dxa" w:w="80"/>
+              <w:left w:type="dxa" w:w="120"/>
+              <w:bottom w:type="dxa" w:w="80"/>
+              <w:right w:type="dxa" w:w="120"/>
+            </w:tcMar>
+            <w:vAlign w:val="center"/>
+          </w:tcPr>
+          <w:p>
+            <w:pPr>
+              <w:jc w:val="left"/>
+            </w:pPr>
+            <w:r>
+              <w:rPr>
+                <w:rFonts w:ascii="Arial" w:cs="Arial" w:eastAsia="Arial" w:hAnsi="Arial"/>
+                <w:b/>
+                <w:bCs/>
+                <w:color w:val="333333"/>
+                <w:sz w:val="20"/>
+                <w:szCs w:val="20"/>
+              </w:rPr>
+              <w:t xml:space="preserve">サービス改善</w:t>
+            </w:r>
+          </w:p>
+        </w:tc>
+        <w:tc>
+          <w:tcPr>
+            <w:tcW w:type="dxa" w:w="4360"/>
+            <w:tcBorders>
+              <w:top w:val="single" w:color="CCCCCC" w:sz="1"/>
+              <w:left w:val="single" w:color="CCCCCC" w:sz="1"/>
+              <w:bottom w:val="single" w:color="CCCCCC" w:sz="1"/>
+              <w:right w:val="single" w:color="CCCCCC" w:sz="1"/>
+            </w:tcBorders>
+            <w:tcMar>
+              <w:top w:type="dxa" w:w="80"/>
+              <w:left w:type="dxa" w:w="120"/>
+              <w:bottom w:type="dxa" w:w="80"/>
+              <w:right w:type="dxa" w:w="120"/>
+            </w:tcMar>
+            <w:vAlign w:val="center"/>
+          </w:tcPr>
+          <w:p>
+            <w:pPr>
+              <w:jc w:val="left"/>
+            </w:pPr>
+            <w:r>
+              <w:rPr>
+                <w:rFonts w:ascii="Arial" w:cs="Arial" w:eastAsia="Arial" w:hAnsi="Arial"/>
+                <w:b w:val="false"/>
+                <w:bCs w:val="false"/>
+                <w:color w:val="333333"/>
+                <w:sz w:val="20"/>
+                <w:szCs w:val="20"/>
+              </w:rPr>
+              <w:t xml:space="preserve">継続的なサービス品質向上が必要</w:t>
+            </w:r>
+          </w:p>
+        </w:tc>
+        <w:tc>
+          <w:tcPr>
+            <w:tcW w:type="dxa" w:w="2000"/>
+            <w:tcBorders>
+              <w:top w:val="single" w:color="CCCCCC" w:sz="1"/>
+              <w:left w:val="single" w:color="CCCCCC" w:sz="1"/>
+              <w:bottom w:val="single" w:color="CCCCCC" w:sz="1"/>
+              <w:right w:val="single" w:color="CCCCCC" w:sz="1"/>
+            </w:tcBorders>
+            <w:tcMar>
+              <w:top w:type="dxa" w:w="80"/>
+              <w:left w:type="dxa" w:w="120"/>
+              <w:bottom w:type="dxa" w:w="80"/>
+              <w:right w:type="dxa" w:w="120"/>
+            </w:tcMar>
+            <w:vAlign w:val="center"/>
+          </w:tcPr>
+          <w:p>
+            <w:pPr>
+              <w:jc w:val="center"/>
+            </w:pPr>
+            <w:r>
+              <w:rPr>
+                <w:rFonts w:ascii="Arial" w:cs="Arial" w:eastAsia="Arial" w:hAnsi="Arial"/>
+                <w:b w:val="false"/>
+                <w:bCs w:val="false"/>
+                <w:color w:val="333333"/>
+                <w:sz w:val="20"/>
+                <w:szCs w:val="20"/>
+              </w:rPr>
+              <w:t xml:space="preserve">影響度・0件</w:t>
+            </w:r>
+          </w:p>
+        </w:tc>
+      </w:tr>
+      <w:tr>
+        <w:tc>
+          <w:tcPr>
+            <w:tcW w:type="dxa" w:w="800"/>
+            <w:tcBorders>
+              <w:top w:val="single" w:color="CCCCCC" w:sz="1"/>
+              <w:left w:val="single" w:color="CCCCCC" w:sz="1"/>
+              <w:bottom w:val="single" w:color="CCCCCC" w:sz="1"/>
+              <w:right w:val="single" w:color="CCCCCC" w:sz="1"/>
+            </w:tcBorders>
+            <w:shd w:fill="F2F2F2" w:val="clear"/>
+            <w:tcMar>
+              <w:top w:type="dxa" w:w="80"/>
+              <w:left w:type="dxa" w:w="120"/>
+              <w:bottom w:type="dxa" w:w="80"/>
+              <w:right w:type="dxa" w:w="120"/>
+            </w:tcMar>
+            <w:vAlign w:val="center"/>
+          </w:tcPr>
+          <w:p>
+            <w:pPr>
+              <w:jc w:val="center"/>
+            </w:pPr>
+            <w:r>
+              <w:rPr>
+                <w:rFonts w:ascii="Arial" w:cs="Arial" w:eastAsia="Arial" w:hAnsi="Arial"/>
+                <w:b/>
+                <w:bCs/>
+                <w:color w:val="888888"/>
+                <w:sz w:val="22"/>
+                <w:szCs w:val="22"/>
+              </w:rPr>
+              <w:t xml:space="preserve">C</w:t>
+            </w:r>
+          </w:p>
+        </w:tc>
+        <w:tc>
+          <w:tcPr>
+            <w:tcW w:type="dxa" w:w="2200"/>
+            <w:tcBorders>
+              <w:top w:val="single" w:color="CCCCCC" w:sz="1"/>
+              <w:left w:val="single" w:color="CCCCCC" w:sz="1"/>
+              <w:bottom w:val="single" w:color="CCCCCC" w:sz="1"/>
+              <w:right w:val="single" w:color="CCCCCC" w:sz="1"/>
+            </w:tcBorders>
+            <w:tcMar>
+              <w:top w:type="dxa" w:w="80"/>
+              <w:left w:type="dxa" w:w="120"/>
+              <w:bottom w:type="dxa" w:w="80"/>
+              <w:right w:type="dxa" w:w="120"/>
+            </w:tcMar>
+            <w:vAlign w:val="center"/>
+          </w:tcPr>
+          <w:p>
+            <w:pPr>
+              <w:jc w:val="left"/>
+            </w:pPr>
+            <w:r>
+              <w:rPr>
+                <w:rFonts w:ascii="Arial" w:cs="Arial" w:eastAsia="Arial" w:hAnsi="Arial"/>
+                <w:b/>
+                <w:bCs/>
+                <w:color w:val="333333"/>
+                <w:sz w:val="20"/>
+                <w:szCs w:val="20"/>
+              </w:rPr>
+              <w:t xml:space="preserve">設備メンテナンス</w:t>
+            </w:r>
+          </w:p>
+        </w:tc>
+        <w:tc>
+          <w:tcPr>
+            <w:tcW w:type="dxa" w:w="4360"/>
+            <w:tcBorders>
+              <w:top w:val="single" w:color="CCCCCC" w:sz="1"/>
+              <w:left w:val="single" w:color="CCCCCC" w:sz="1"/>
+              <w:bottom w:val="single" w:color="CCCCCC" w:sz="1"/>
+              <w:right w:val="single" w:color="CCCCCC" w:sz="1"/>
+            </w:tcBorders>
+            <w:tcMar>
+              <w:top w:type="dxa" w:w="80"/>
+              <w:left w:type="dxa" w:w="120"/>
+              <w:bottom w:type="dxa" w:w="80"/>
+              <w:right w:type="dxa" w:w="120"/>
+            </w:tcMar>
+            <w:vAlign w:val="center"/>
+          </w:tcPr>
+          <w:p>
+            <w:pPr>
+              <w:jc w:val="left"/>
+            </w:pPr>
+            <w:r>
+              <w:rPr>
+                <w:rFonts w:ascii="Arial" w:cs="Arial" w:eastAsia="Arial" w:hAnsi="Arial"/>
+                <w:b w:val="false"/>
+                <w:bCs w:val="false"/>
+                <w:color w:val="333333"/>
+                <w:sz w:val="20"/>
+                <w:szCs w:val="20"/>
+              </w:rPr>
+              <w:t xml:space="preserve">定期的なメンテナンス体制の整備</w:t>
+            </w:r>
+          </w:p>
+        </w:tc>
+        <w:tc>
+          <w:tcPr>
+            <w:tcW w:type="dxa" w:w="2000"/>
+            <w:tcBorders>
+              <w:top w:val="single" w:color="CCCCCC" w:sz="1"/>
+              <w:left w:val="single" w:color="CCCCCC" w:sz="1"/>
+              <w:bottom w:val="single" w:color="CCCCCC" w:sz="1"/>
+              <w:right w:val="single" w:color="CCCCCC" w:sz="1"/>
+            </w:tcBorders>
+            <w:tcMar>
+              <w:top w:type="dxa" w:w="80"/>
+              <w:left w:type="dxa" w:w="120"/>
+              <w:bottom w:type="dxa" w:w="80"/>
+              <w:right w:type="dxa" w:w="120"/>
+            </w:tcMar>
+            <w:vAlign w:val="center"/>
+          </w:tcPr>
+          <w:p>
+            <w:pPr>
+              <w:jc w:val="center"/>
+            </w:pPr>
+            <w:r>
+              <w:rPr>
+                <w:rFonts w:ascii="Arial" w:cs="Arial" w:eastAsia="Arial" w:hAnsi="Arial"/>
+                <w:b w:val="false"/>
+                <w:bCs w:val="false"/>
+                <w:color w:val="333333"/>
+                <w:sz w:val="20"/>
+                <w:szCs w:val="20"/>
+              </w:rPr>
+              <w:t xml:space="preserve">影響度・0件</w:t>
             </w:r>
           </w:p>
         </w:tc>
@@ -5392,104 +5670,7 @@
           <w:sz w:val="22"/>
           <w:szCs w:val="22"/>
         </w:rPr>
-        <w:t xml:space="preserve">(2) 騒音対策の即時対応</w:t>
-      </w:r>
-    </w:p>
-    <w:p>
-      <w:pPr>
-        <w:pStyle w:val="ListParagraph"/>
-        <w:numPr>
-          <w:ilvl w:val="0"/>
-          <w:numId w:val="2"/>
-        </w:numPr>
-        <w:spacing w:after="80" w:line="300"/>
-      </w:pPr>
-      <w:r>
-        <w:rPr>
-          <w:rFonts w:ascii="Arial" w:cs="Arial" w:eastAsia="Arial" w:hAnsi="Arial"/>
-          <w:color w:val="333333"/>
-          <w:sz w:val="21"/>
-          <w:szCs w:val="21"/>
-        </w:rPr>
-        <w:t xml:space="preserve">防音対策済み部屋の積極的案内</w:t>
-      </w:r>
-    </w:p>
-    <w:p>
-      <w:pPr>
-        <w:pStyle w:val="ListParagraph"/>
-        <w:numPr>
-          <w:ilvl w:val="0"/>
-          <w:numId w:val="2"/>
-        </w:numPr>
-        <w:spacing w:after="80" w:line="300"/>
-      </w:pPr>
-      <w:r>
-        <w:rPr>
-          <w:rFonts w:ascii="Arial" w:cs="Arial" w:eastAsia="Arial" w:hAnsi="Arial"/>
-          <w:color w:val="333333"/>
-          <w:sz w:val="21"/>
-          <w:szCs w:val="21"/>
-        </w:rPr>
-        <w:t xml:space="preserve">チェックイン時の防音耳栓提供</w:t>
-      </w:r>
-    </w:p>
-    <w:p>
-      <w:pPr>
-        <w:pStyle w:val="ListParagraph"/>
-        <w:numPr>
-          <w:ilvl w:val="0"/>
-          <w:numId w:val="2"/>
-        </w:numPr>
-        <w:spacing w:after="80" w:line="300"/>
-      </w:pPr>
-      <w:r>
-        <w:rPr>
-          <w:rFonts w:ascii="Arial" w:cs="Arial" w:eastAsia="Arial" w:hAnsi="Arial"/>
-          <w:color w:val="333333"/>
-          <w:sz w:val="21"/>
-          <w:szCs w:val="21"/>
-        </w:rPr>
-        <w:t xml:space="preserve">騒音クレーム対応マニュアルの整備</w:t>
-      </w:r>
-    </w:p>
-    <w:p>
-      <w:pPr>
-        <w:pStyle w:val="ListParagraph"/>
-        <w:numPr>
-          <w:ilvl w:val="0"/>
-          <w:numId w:val="2"/>
-        </w:numPr>
-        <w:spacing w:after="80" w:line="300"/>
-      </w:pPr>
-      <w:r>
-        <w:rPr>
-          <w:rFonts w:ascii="Arial" w:cs="Arial" w:eastAsia="Arial" w:hAnsi="Arial"/>
-          <w:color w:val="333333"/>
-          <w:sz w:val="21"/>
-          <w:szCs w:val="21"/>
-        </w:rPr>
-        <w:t xml:space="preserve">防音性能の高い部屋への優先アサイン</w:t>
-      </w:r>
-    </w:p>
-    <w:p>
-      <w:pPr>
-        <w:spacing w:after="80"/>
-      </w:pPr>
-    </w:p>
-    <w:p>
-      <w:pPr>
-        <w:spacing w:after="120" w:before="200"/>
-      </w:pPr>
-      <w:r>
-        <w:rPr>
-          <w:rFonts w:ascii="Arial" w:cs="Arial" w:eastAsia="Arial" w:hAnsi="Arial"/>
-          <w:b/>
-          <w:bCs/>
-          <w:color w:val="1B3A5C"/>
-          <w:sz w:val="22"/>
-          <w:szCs w:val="22"/>
-        </w:rPr>
-        <w:t xml:space="preserve">(3) 口コミ返信率100%の実現</w:t>
+        <w:t xml:space="preserve">(2) 口コミ返信率100%の実現</w:t>
       </w:r>
     </w:p>
     <w:p>
@@ -5662,84 +5843,6 @@
           <w:szCs w:val="21"/>
         </w:rPr>
         <w:t xml:space="preserve">地産地消食材の導入による差別化</w:t>
-      </w:r>
-    </w:p>
-    <w:p>
-      <w:pPr>
-        <w:spacing w:after="80"/>
-      </w:pPr>
-    </w:p>
-    <w:p>
-      <w:pPr>
-        <w:spacing w:after="120" w:before="200"/>
-      </w:pPr>
-      <w:r>
-        <w:rPr>
-          <w:rFonts w:ascii="Arial" w:cs="Arial" w:eastAsia="Arial" w:hAnsi="Arial"/>
-          <w:b/>
-          <w:bCs/>
-          <w:color w:val="1B3A5C"/>
-          <w:sz w:val="22"/>
-          <w:szCs w:val="22"/>
-        </w:rPr>
-        <w:t xml:space="preserve">(1) 防音設備の強化</w:t>
-      </w:r>
-    </w:p>
-    <w:p>
-      <w:pPr>
-        <w:pStyle w:val="ListParagraph"/>
-        <w:numPr>
-          <w:ilvl w:val="0"/>
-          <w:numId w:val="2"/>
-        </w:numPr>
-        <w:spacing w:after="80" w:line="300"/>
-      </w:pPr>
-      <w:r>
-        <w:rPr>
-          <w:rFonts w:ascii="Arial" w:cs="Arial" w:eastAsia="Arial" w:hAnsi="Arial"/>
-          <w:color w:val="333333"/>
-          <w:sz w:val="21"/>
-          <w:szCs w:val="21"/>
-        </w:rPr>
-        <w:t xml:space="preserve">防音カーテン・防音パネルの設置計画</w:t>
-      </w:r>
-    </w:p>
-    <w:p>
-      <w:pPr>
-        <w:pStyle w:val="ListParagraph"/>
-        <w:numPr>
-          <w:ilvl w:val="0"/>
-          <w:numId w:val="2"/>
-        </w:numPr>
-        <w:spacing w:after="80" w:line="300"/>
-      </w:pPr>
-      <w:r>
-        <w:rPr>
-          <w:rFonts w:ascii="Arial" w:cs="Arial" w:eastAsia="Arial" w:hAnsi="Arial"/>
-          <w:color w:val="333333"/>
-          <w:sz w:val="21"/>
-          <w:szCs w:val="21"/>
-        </w:rPr>
-        <w:t xml:space="preserve">騒音の多い部屋の用途転換検討</w:t>
-      </w:r>
-    </w:p>
-    <w:p>
-      <w:pPr>
-        <w:pStyle w:val="ListParagraph"/>
-        <w:numPr>
-          <w:ilvl w:val="0"/>
-          <w:numId w:val="2"/>
-        </w:numPr>
-        <w:spacing w:after="80" w:line="300"/>
-      </w:pPr>
-      <w:r>
-        <w:rPr>
-          <w:rFonts w:ascii="Arial" w:cs="Arial" w:eastAsia="Arial" w:hAnsi="Arial"/>
-          <w:color w:val="333333"/>
-          <w:sz w:val="21"/>
-          <w:szCs w:val="21"/>
-        </w:rPr>
-        <w:t xml:space="preserve">建物外部騒音対策の工事計画</w:t>
       </w:r>
     </w:p>
     <w:p>
@@ -6358,7 +6461,7 @@
                 <w:sz w:val="20"/>
                 <w:szCs w:val="20"/>
               </w:rPr>
-              <w:t xml:space="preserve">8.48点</w:t>
+              <w:t xml:space="preserve">8.43点</w:t>
             </w:r>
           </w:p>
         </w:tc>
@@ -6392,7 +6495,7 @@
                 <w:sz w:val="20"/>
                 <w:szCs w:val="20"/>
               </w:rPr>
-              <w:t xml:space="preserve">8.8点以上</w:t>
+              <w:t xml:space="preserve">8.7点以上</w:t>
             </w:r>
           </w:p>
         </w:tc>
@@ -6498,7 +6601,7 @@
                 <w:sz w:val="20"/>
                 <w:szCs w:val="20"/>
               </w:rPr>
-              <w:t xml:space="preserve">81.8%</w:t>
+              <w:t xml:space="preserve">80.9%</w:t>
             </w:r>
           </w:p>
         </w:tc>
@@ -6533,7 +6636,7 @@
                 <w:sz w:val="20"/>
                 <w:szCs w:val="20"/>
               </w:rPr>
-              <w:t xml:space="preserve">87%以上</w:t>
+              <w:t xml:space="preserve">86%以上</w:t>
             </w:r>
           </w:p>
         </w:tc>
@@ -6918,7 +7021,7 @@
                 <w:sz w:val="20"/>
                 <w:szCs w:val="20"/>
               </w:rPr>
-              <w:t xml:space="preserve">9.35/10点</w:t>
+              <w:t xml:space="preserve">9.30/10点</w:t>
             </w:r>
           </w:p>
         </w:tc>
@@ -7058,7 +7161,7 @@
                 <w:sz w:val="20"/>
                 <w:szCs w:val="20"/>
               </w:rPr>
-              <w:t xml:space="preserve">4.29/5点</w:t>
+              <w:t xml:space="preserve">4.36/5点</w:t>
             </w:r>
           </w:p>
         </w:tc>
@@ -7093,7 +7196,7 @@
                 <w:sz w:val="20"/>
                 <w:szCs w:val="20"/>
               </w:rPr>
-              <w:t xml:space="preserve">4.5/5点以上</w:t>
+              <w:t xml:space="preserve">4.6/5点以上</w:t>
             </w:r>
           </w:p>
         </w:tc>
@@ -7205,7 +7308,7 @@
                 <w:sz w:val="21"/>
                 <w:szCs w:val="21"/>
               </w:rPr>
-              <w:t xml:space="preserve">本分析では、ハートンホテル東品川の2025年12月〜2026年3月の口コミ137件を包括的に評価しました。総合評価8.48点（10点換算）、高評価率81.8%という結果から、当ホテルのサービス品質は概ね高い水準にあることが確認できます。</w:t>
+              <w:t xml:space="preserve">本分析では、ハートンホテル東品川の2025年12月〜2026年4月の口コミ68件を包括的に評価しました。総合評価8.43点（10点換算）、高評価率80.9%という結果から、当ホテルのサービス品質は概ね高い水準にあることが確認できます。</w:t>
             </w:r>
           </w:p>
           <w:p>
@@ -7247,7 +7350,7 @@
                 <w:sz w:val="21"/>
                 <w:szCs w:val="21"/>
               </w:rPr>
-              <w:t xml:space="preserve">Phase 1の即時対応施策から着実に実行し、6ヶ月以内に全体平均8.8点以上、高評価率87%以上を目指すことを推奨いたします。</w:t>
+              <w:t xml:space="preserve">Phase 1の即時対応施策から着実に実行し、6ヶ月以内に全体平均8.7点以上、高評価率86%以上を目指すことを推奨いたします。</w:t>
             </w:r>
           </w:p>
           <w:p>
